--- a/docs/TestPlan 1.0.docx
+++ b/docs/TestPlan 1.0.docx
@@ -326,10 +326,7 @@
           </w:tcPr>
           <w:p>
             <w:r>
-              <w:t>tempo and pitch should have sliders with reset buttons</w:t>
-            </w:r>
-            <w:r>
-              <w:t xml:space="preserve"> </w:t>
+              <w:t xml:space="preserve">tempo and pitch should have sliders with reset buttons </w:t>
             </w:r>
           </w:p>
         </w:tc>
@@ -362,8 +359,6 @@
             <w:r>
               <w:t>complete</w:t>
             </w:r>
-            <w:bookmarkStart w:id="0" w:name="_GoBack"/>
-            <w:bookmarkEnd w:id="0"/>
           </w:p>
         </w:tc>
         <w:tc>
@@ -423,7 +418,7 @@
           </w:tcPr>
           <w:p>
             <w:r>
-              <w:t>In progress</w:t>
+              <w:t>complete</w:t>
             </w:r>
           </w:p>
         </w:tc>
@@ -550,8 +545,10 @@
           </w:tcPr>
           <w:p>
             <w:r>
-              <w:t>Not Started</w:t>
-            </w:r>
+              <w:t>complete</w:t>
+            </w:r>
+            <w:bookmarkStart w:id="0" w:name="_GoBack"/>
+            <w:bookmarkEnd w:id="0"/>
           </w:p>
         </w:tc>
         <w:tc>

--- a/docs/TestPlan 1.0.docx
+++ b/docs/TestPlan 1.0.docx
@@ -547,8 +547,6 @@
             <w:r>
               <w:t>complete</w:t>
             </w:r>
-            <w:bookmarkStart w:id="0" w:name="_GoBack"/>
-            <w:bookmarkEnd w:id="0"/>
           </w:p>
         </w:tc>
         <w:tc>
@@ -612,8 +610,10 @@
           </w:tcPr>
           <w:p>
             <w:r>
-              <w:t>Not Started</w:t>
-            </w:r>
+              <w:t>In progress</w:t>
+            </w:r>
+            <w:bookmarkStart w:id="0" w:name="_GoBack"/>
+            <w:bookmarkEnd w:id="0"/>
           </w:p>
         </w:tc>
         <w:tc>
@@ -673,7 +673,7 @@
           </w:tcPr>
           <w:p>
             <w:r>
-              <w:t>Not Started</w:t>
+              <w:t>In progress</w:t>
             </w:r>
           </w:p>
         </w:tc>

--- a/docs/TestPlan 1.0.docx
+++ b/docs/TestPlan 1.0.docx
@@ -610,10 +610,8 @@
           </w:tcPr>
           <w:p>
             <w:r>
-              <w:t>In progress</w:t>
-            </w:r>
-            <w:bookmarkStart w:id="0" w:name="_GoBack"/>
-            <w:bookmarkEnd w:id="0"/>
+              <w:t>complete</w:t>
+            </w:r>
           </w:p>
         </w:tc>
         <w:tc>
@@ -673,7 +671,7 @@
           </w:tcPr>
           <w:p>
             <w:r>
-              <w:t>In progress</w:t>
+              <w:t>complete</w:t>
             </w:r>
           </w:p>
         </w:tc>
@@ -738,7 +736,7 @@
           </w:tcPr>
           <w:p>
             <w:r>
-              <w:t>Not Started</w:t>
+              <w:t>In progress</w:t>
             </w:r>
           </w:p>
         </w:tc>
@@ -799,8 +797,10 @@
           </w:tcPr>
           <w:p>
             <w:r>
-              <w:t>Not Started</w:t>
-            </w:r>
+              <w:t>In progress</w:t>
+            </w:r>
+            <w:bookmarkStart w:id="0" w:name="_GoBack"/>
+            <w:bookmarkEnd w:id="0"/>
           </w:p>
         </w:tc>
         <w:tc>

--- a/docs/TestPlan 1.0.docx
+++ b/docs/TestPlan 1.0.docx
@@ -736,7 +736,7 @@
           </w:tcPr>
           <w:p>
             <w:r>
-              <w:t>In progress</w:t>
+              <w:t>complete</w:t>
             </w:r>
           </w:p>
         </w:tc>
@@ -797,10 +797,8 @@
           </w:tcPr>
           <w:p>
             <w:r>
-              <w:t>In progress</w:t>
-            </w:r>
-            <w:bookmarkStart w:id="0" w:name="_GoBack"/>
-            <w:bookmarkEnd w:id="0"/>
+              <w:t>complete</w:t>
+            </w:r>
           </w:p>
         </w:tc>
         <w:tc>
@@ -864,7 +862,7 @@
           </w:tcPr>
           <w:p>
             <w:r>
-              <w:t>Not Started</w:t>
+              <w:t>In progress</w:t>
             </w:r>
           </w:p>
         </w:tc>
@@ -925,8 +923,10 @@
           </w:tcPr>
           <w:p>
             <w:r>
-              <w:t>Not Started</w:t>
-            </w:r>
+              <w:t>In progress</w:t>
+            </w:r>
+            <w:bookmarkStart w:id="0" w:name="_GoBack"/>
+            <w:bookmarkEnd w:id="0"/>
           </w:p>
         </w:tc>
         <w:tc>

--- a/docs/TestPlan 1.0.docx
+++ b/docs/TestPlan 1.0.docx
@@ -862,7 +862,7 @@
           </w:tcPr>
           <w:p>
             <w:r>
-              <w:t>In progress</w:t>
+              <w:t>complete</w:t>
             </w:r>
           </w:p>
         </w:tc>
@@ -923,10 +923,8 @@
           </w:tcPr>
           <w:p>
             <w:r>
-              <w:t>In progress</w:t>
-            </w:r>
-            <w:bookmarkStart w:id="0" w:name="_GoBack"/>
-            <w:bookmarkEnd w:id="0"/>
+              <w:t>complete</w:t>
+            </w:r>
           </w:p>
         </w:tc>
         <w:tc>
@@ -990,7 +988,7 @@
           </w:tcPr>
           <w:p>
             <w:r>
-              <w:t>Not Started</w:t>
+              <w:t>Complete</w:t>
             </w:r>
           </w:p>
         </w:tc>
@@ -1051,7 +1049,7 @@
           </w:tcPr>
           <w:p>
             <w:r>
-              <w:t>Not Started</w:t>
+              <w:t>complete</w:t>
             </w:r>
           </w:p>
         </w:tc>
@@ -1117,7 +1115,7 @@
           </w:tcPr>
           <w:p>
             <w:r>
-              <w:t>Not Started</w:t>
+              <w:t>In progress</w:t>
             </w:r>
           </w:p>
         </w:tc>
@@ -1179,8 +1177,10 @@
           </w:tcPr>
           <w:p>
             <w:r>
-              <w:t>Not Started</w:t>
-            </w:r>
+              <w:t>In progress</w:t>
+            </w:r>
+            <w:bookmarkStart w:id="0" w:name="_GoBack"/>
+            <w:bookmarkEnd w:id="0"/>
           </w:p>
         </w:tc>
         <w:tc>

--- a/docs/TestPlan 1.0.docx
+++ b/docs/TestPlan 1.0.docx
@@ -871,7 +871,11 @@
             <w:tcW w:w="4320" w:type="dxa"/>
             <w:shd w:val="clear" w:color="auto" w:fill="auto"/>
           </w:tcPr>
-          <w:p/>
+          <w:p>
+            <w:r>
+              <w:t>Seeing the song can be enough until further notice since song edits are not necessary at this point</w:t>
+            </w:r>
+          </w:p>
         </w:tc>
       </w:tr>
       <w:tr>
@@ -885,7 +889,7 @@
           </w:tcPr>
           <w:p>
             <w:r>
-              <w:t>5</w:t>
+              <w:t>9</w:t>
             </w:r>
           </w:p>
         </w:tc>
@@ -896,7 +900,7 @@
           </w:tcPr>
           <w:p>
             <w:r>
-              <w:t>The product should enable the user to download altered pitches/tempo of the entire song to their playlist.</w:t>
+              <w:t>The product should play the music in order, random and repeat based on user needs.</w:t>
             </w:r>
           </w:p>
         </w:tc>
@@ -946,7 +950,7 @@
           </w:tcPr>
           <w:p>
             <w:r>
-              <w:t>13</w:t>
+              <w:t>21</w:t>
             </w:r>
           </w:p>
         </w:tc>
@@ -957,7 +961,7 @@
           </w:tcPr>
           <w:p>
             <w:r>
-              <w:t>The app should track user downloads and progress of current downloads.</w:t>
+              <w:t>The app should ask permission into the user’s music before anything is seen from the user’s device.</w:t>
             </w:r>
           </w:p>
         </w:tc>
@@ -1011,7 +1015,8 @@
           </w:tcPr>
           <w:p>
             <w:r>
-              <w:t>16</w:t>
+              <w:lastRenderedPageBreak/>
+              <w:t>8</w:t>
             </w:r>
           </w:p>
         </w:tc>
@@ -1022,7 +1027,7 @@
           </w:tcPr>
           <w:p>
             <w:r>
-              <w:t>User should get to see information of the song they want to download with every edit visible before making sure they are ready to download it</w:t>
+              <w:t>Have a help button on the product to give information on how to use it and descriptions on each button</w:t>
             </w:r>
           </w:p>
         </w:tc>
@@ -1058,7 +1063,11 @@
             <w:tcW w:w="4320" w:type="dxa"/>
             <w:shd w:val="clear" w:color="auto" w:fill="auto"/>
           </w:tcPr>
-          <w:p/>
+          <w:p>
+            <w:r>
+              <w:t>Nothing done with it yet since it’s the extra feature but it’s there</w:t>
+            </w:r>
+          </w:p>
         </w:tc>
       </w:tr>
       <w:tr>
@@ -1124,7 +1133,11 @@
             <w:tcW w:w="4320" w:type="dxa"/>
             <w:shd w:val="clear" w:color="auto" w:fill="auto"/>
           </w:tcPr>
-          <w:p/>
+          <w:p>
+            <w:r>
+              <w:t>Using it as testing that it can be turned into an app so far so not available to public</w:t>
+            </w:r>
+          </w:p>
         </w:tc>
       </w:tr>
       <w:tr>
@@ -1138,7 +1151,6 @@
           </w:tcPr>
           <w:p>
             <w:r>
-              <w:lastRenderedPageBreak/>
               <w:t>2</w:t>
             </w:r>
           </w:p>
@@ -1177,10 +1189,8 @@
           </w:tcPr>
           <w:p>
             <w:r>
-              <w:t>In progress</w:t>
-            </w:r>
-            <w:bookmarkStart w:id="0" w:name="_GoBack"/>
-            <w:bookmarkEnd w:id="0"/>
+              <w:t>complete</w:t>
+            </w:r>
           </w:p>
         </w:tc>
         <w:tc>
@@ -1202,7 +1212,7 @@
           </w:tcPr>
           <w:p>
             <w:r>
-              <w:t>21</w:t>
+              <w:t>13</w:t>
             </w:r>
           </w:p>
         </w:tc>
@@ -1213,7 +1223,7 @@
           </w:tcPr>
           <w:p>
             <w:r>
-              <w:t>The app should ask permission into the user’s music before anything is seen from the user’s device.</w:t>
+              <w:t>The app should track user downloads and progress of current downloads.</w:t>
             </w:r>
           </w:p>
         </w:tc>
@@ -1244,7 +1254,7 @@
           </w:tcPr>
           <w:p>
             <w:r>
-              <w:t>Not Started</w:t>
+              <w:t>In progress</w:t>
             </w:r>
           </w:p>
         </w:tc>
@@ -1305,7 +1315,74 @@
           </w:tcPr>
           <w:p>
             <w:r>
-              <w:t>Not Started</w:t>
+              <w:t>In progress</w:t>
+            </w:r>
+            <w:bookmarkStart w:id="0" w:name="_GoBack"/>
+            <w:bookmarkEnd w:id="0"/>
+          </w:p>
+        </w:tc>
+        <w:tc>
+          <w:tcPr>
+            <w:tcW w:w="4320" w:type="dxa"/>
+            <w:shd w:val="clear" w:color="auto" w:fill="auto"/>
+          </w:tcPr>
+          <w:p/>
+        </w:tc>
+      </w:tr>
+      <w:tr>
+        <w:trPr>
+          <w:trHeight w:val="710"/>
+        </w:trPr>
+        <w:tc>
+          <w:tcPr>
+            <w:tcW w:w="1132" w:type="dxa"/>
+            <w:shd w:val="clear" w:color="auto" w:fill="auto"/>
+          </w:tcPr>
+          <w:p>
+            <w:r>
+              <w:t>18</w:t>
+            </w:r>
+          </w:p>
+        </w:tc>
+        <w:tc>
+          <w:tcPr>
+            <w:tcW w:w="3909" w:type="dxa"/>
+            <w:shd w:val="clear" w:color="auto" w:fill="auto"/>
+          </w:tcPr>
+          <w:p>
+            <w:r>
+              <w:t>The app should have security on it that prevents corrupted music into its library</w:t>
+            </w:r>
+          </w:p>
+        </w:tc>
+        <w:tc>
+          <w:tcPr>
+            <w:tcW w:w="1449" w:type="dxa"/>
+            <w:vMerge/>
+            <w:shd w:val="clear" w:color="auto" w:fill="auto"/>
+          </w:tcPr>
+          <w:p/>
+        </w:tc>
+        <w:tc>
+          <w:tcPr>
+            <w:tcW w:w="1556" w:type="dxa"/>
+            <w:vMerge w:val="restart"/>
+            <w:shd w:val="clear" w:color="auto" w:fill="auto"/>
+          </w:tcPr>
+          <w:p>
+            <w:r>
+              <w:t>4/6</w:t>
+            </w:r>
+          </w:p>
+        </w:tc>
+        <w:tc>
+          <w:tcPr>
+            <w:tcW w:w="1440" w:type="dxa"/>
+            <w:shd w:val="clear" w:color="auto" w:fill="auto"/>
+          </w:tcPr>
+          <w:p>
+            <w:r>
+              <w:t>complete</w:t>
             </w:r>
           </w:p>
         </w:tc>
@@ -1328,7 +1405,7 @@
           </w:tcPr>
           <w:p>
             <w:r>
-              <w:t>18</w:t>
+              <w:t>5</w:t>
             </w:r>
           </w:p>
         </w:tc>
@@ -1339,7 +1416,7 @@
           </w:tcPr>
           <w:p>
             <w:r>
-              <w:t>The app should have security on it that prevents corrupted music into its library</w:t>
+              <w:t>The product should enable the user to download altered pitches/tempo of the entire song to their playlist.</w:t>
             </w:r>
           </w:p>
         </w:tc>
@@ -1354,14 +1431,10 @@
         <w:tc>
           <w:tcPr>
             <w:tcW w:w="1556" w:type="dxa"/>
-            <w:vMerge w:val="restart"/>
-            <w:shd w:val="clear" w:color="auto" w:fill="auto"/>
-          </w:tcPr>
-          <w:p>
-            <w:r>
-              <w:t>4/6</w:t>
-            </w:r>
-          </w:p>
+            <w:vMerge/>
+            <w:shd w:val="clear" w:color="auto" w:fill="auto"/>
+          </w:tcPr>
+          <w:p/>
         </w:tc>
         <w:tc>
           <w:tcPr>
@@ -1393,7 +1466,7 @@
           </w:tcPr>
           <w:p>
             <w:r>
-              <w:t>9</w:t>
+              <w:t>16</w:t>
             </w:r>
           </w:p>
         </w:tc>
@@ -1404,68 +1477,7 @@
           </w:tcPr>
           <w:p>
             <w:r>
-              <w:t>The product should play the music in order, random and repeat based on user needs.</w:t>
-            </w:r>
-          </w:p>
-        </w:tc>
-        <w:tc>
-          <w:tcPr>
-            <w:tcW w:w="1449" w:type="dxa"/>
-            <w:vMerge/>
-            <w:shd w:val="clear" w:color="auto" w:fill="auto"/>
-          </w:tcPr>
-          <w:p/>
-        </w:tc>
-        <w:tc>
-          <w:tcPr>
-            <w:tcW w:w="1556" w:type="dxa"/>
-            <w:vMerge/>
-            <w:shd w:val="clear" w:color="auto" w:fill="auto"/>
-          </w:tcPr>
-          <w:p/>
-        </w:tc>
-        <w:tc>
-          <w:tcPr>
-            <w:tcW w:w="1440" w:type="dxa"/>
-            <w:shd w:val="clear" w:color="auto" w:fill="auto"/>
-          </w:tcPr>
-          <w:p>
-            <w:r>
-              <w:t>Not Started</w:t>
-            </w:r>
-          </w:p>
-        </w:tc>
-        <w:tc>
-          <w:tcPr>
-            <w:tcW w:w="4320" w:type="dxa"/>
-            <w:shd w:val="clear" w:color="auto" w:fill="auto"/>
-          </w:tcPr>
-          <w:p/>
-        </w:tc>
-      </w:tr>
-      <w:tr>
-        <w:trPr>
-          <w:trHeight w:val="350"/>
-        </w:trPr>
-        <w:tc>
-          <w:tcPr>
-            <w:tcW w:w="1132" w:type="dxa"/>
-            <w:shd w:val="clear" w:color="auto" w:fill="auto"/>
-          </w:tcPr>
-          <w:p>
-            <w:r>
-              <w:t>8</w:t>
-            </w:r>
-          </w:p>
-        </w:tc>
-        <w:tc>
-          <w:tcPr>
-            <w:tcW w:w="3909" w:type="dxa"/>
-            <w:shd w:val="clear" w:color="auto" w:fill="auto"/>
-          </w:tcPr>
-          <w:p>
-            <w:r>
-              <w:t>Have a help button on the product to give information on how to use it and descriptions on each button</w:t>
+              <w:t>User should get to see information of the song they want to download with every edit visible before making sure they are ready to download it</w:t>
             </w:r>
           </w:p>
         </w:tc>
